--- a/Templates/Взыскание ЮЛ/Решение о взыскании с ЮЛ.docx
+++ b/Templates/Взыскание ЮЛ/Решение о взыскании с ЮЛ.docx
@@ -2,6 +2,66 @@
 <file path=word/document.xml><?xml version="1.0" encoding="utf-8"?>
 <w:document xmlns:wpc="http://schemas.microsoft.com/office/word/2010/wordprocessingCanvas" xmlns:cx="http://schemas.microsoft.com/office/drawing/2014/chartex" xmlns:cx1="http://schemas.microsoft.com/office/drawing/2015/9/8/chartex" xmlns:cx2="http://schemas.microsoft.com/office/drawing/2015/10/21/chartex" xmlns:cx3="http://schemas.microsoft.com/office/drawing/2016/5/9/chartex" xmlns:cx4="http://schemas.microsoft.com/office/drawing/2016/5/10/chartex" xmlns:cx5="http://schemas.microsoft.com/office/drawing/2016/5/11/chartex" xmlns:cx6="http://schemas.microsoft.com/office/drawing/2016/5/12/chartex" xmlns:cx7="http://schemas.microsoft.com/office/drawing/2016/5/13/chartex" xmlns:cx8="http://schemas.microsoft.com/office/drawing/2016/5/14/chartex" xmlns:mc="http://schemas.openxmlformats.org/markup-compatibility/2006" xmlns:aink="http://schemas.microsoft.com/office/drawing/2016/ink" xmlns:am3d="http://schemas.microsoft.com/office/drawing/2017/model3d" xmlns:o="urn:schemas-microsoft-com:office:office" xmlns:r="http://schemas.openxmlformats.org/officeDocument/2006/relationships" xmlns:m="http://schemas.openxmlformats.org/officeDocument/2006/math" xmlns:v="urn:schemas-microsoft-com:vml" xmlns:wp14="http://schemas.microsoft.com/office/word/2010/wordprocessingDrawing" xmlns:wp="http://schemas.openxmlformats.org/drawingml/2006/wordprocessingDrawing" xmlns:w10="urn:schemas-microsoft-com:office:word" xmlns:w="http://schemas.openxmlformats.org/wordprocessingml/2006/main" xmlns:w14="http://schemas.microsoft.com/office/word/2010/wordml" xmlns:w15="http://schemas.microsoft.com/office/word/2012/wordml" xmlns:w16cex="http://schemas.microsoft.com/office/word/2018/wordml/cex" xmlns:w16cid="http://schemas.microsoft.com/office/word/2016/wordml/cid" xmlns:w16="http://schemas.microsoft.com/office/word/2018/wordml" xmlns:w16sdtdh="http://schemas.microsoft.com/office/word/2020/wordml/sdtdatahash" xmlns:w16se="http://schemas.microsoft.com/office/word/2015/wordml/symex" xmlns:wpg="http://schemas.microsoft.com/office/word/2010/wordprocessingGroup" xmlns:wpi="http://schemas.microsoft.com/office/word/2010/wordprocessingInk" xmlns:wne="http://schemas.microsoft.com/office/word/2006/wordml" xmlns:wps="http://schemas.microsoft.com/office/word/2010/wordprocessingShape" mc:Ignorable="w14 w15 w16se w16cid w16 w16cex w16sdtdh wp14">
   <w:body>
+    <w:p>
+      <w:pPr>
+        <w:spacing w:line="240" w:lineRule="auto"/>
+        <w:contextualSpacing/>
+        <w:jc w:val="center"/>
+        <w:rPr>
+          <w:rFonts w:ascii="Times New Roman" w:eastAsia="Times New Roman" w:hAnsi="Times New Roman" w:cs="Times New Roman"/>
+        </w:rPr>
+      </w:pPr>
+      <w:r>
+        <w:rPr>
+          <w:noProof/>
+        </w:rPr>
+        <w:drawing>
+          <wp:inline distT="0" distB="0" distL="0" distR="0" wp14:anchorId="7AFF4371" wp14:editId="2DCB3253">
+            <wp:extent cx="638095" cy="628571"/>
+            <wp:effectExtent l="0" t="0" r="0" b="635"/>
+            <wp:docPr id="1" name="Рисунок 1"/>
+            <wp:cNvGraphicFramePr>
+              <a:graphicFrameLocks xmlns:a="http://schemas.openxmlformats.org/drawingml/2006/main" noChangeAspect="1"/>
+            </wp:cNvGraphicFramePr>
+            <a:graphic xmlns:a="http://schemas.openxmlformats.org/drawingml/2006/main">
+              <a:graphicData uri="http://schemas.openxmlformats.org/drawingml/2006/picture">
+                <pic:pic xmlns:pic="http://schemas.openxmlformats.org/drawingml/2006/picture">
+                  <pic:nvPicPr>
+                    <pic:cNvPr id="1" name=""/>
+                    <pic:cNvPicPr/>
+                  </pic:nvPicPr>
+                  <pic:blipFill>
+                    <a:blip r:embed="rId6"/>
+                    <a:stretch>
+                      <a:fillRect/>
+                    </a:stretch>
+                  </pic:blipFill>
+                  <pic:spPr>
+                    <a:xfrm>
+                      <a:off x="0" y="0"/>
+                      <a:ext cx="638095" cy="628571"/>
+                    </a:xfrm>
+                    <a:prstGeom prst="rect">
+                      <a:avLst/>
+                    </a:prstGeom>
+                  </pic:spPr>
+                </pic:pic>
+              </a:graphicData>
+            </a:graphic>
+          </wp:inline>
+        </w:drawing>
+      </w:r>
+    </w:p>
+    <w:p>
+      <w:pPr>
+        <w:spacing w:line="240" w:lineRule="auto"/>
+        <w:contextualSpacing/>
+        <w:jc w:val="center"/>
+        <w:rPr>
+          <w:rFonts w:ascii="Times New Roman" w:eastAsia="Times New Roman" w:hAnsi="Times New Roman" w:cs="Times New Roman"/>
+        </w:rPr>
+      </w:pPr>
+    </w:p>
     <w:p>
       <w:pPr>
         <w:spacing w:line="240" w:lineRule="auto"/>
@@ -525,6 +585,7 @@
         <w:rPr>
           <w:rFonts w:ascii="Times New Roman" w:eastAsia="Times New Roman" w:hAnsi="Times New Roman" w:cs="Times New Roman"/>
         </w:rPr>
+        <w:lastRenderedPageBreak/>
         <w:t xml:space="preserve">Лица, участвующие в деле, и иные участники арбитражного процесса также считаются извещенными надлежащим образом арбитражным судом, если: </w:t>
       </w:r>
     </w:p>
@@ -557,7 +618,6 @@
         <w:rPr>
           <w:rFonts w:ascii="Times New Roman" w:eastAsia="Times New Roman" w:hAnsi="Times New Roman" w:cs="Times New Roman"/>
         </w:rPr>
-        <w:lastRenderedPageBreak/>
         <w:t xml:space="preserve">2) несмотря на почтовое извещение, адресат не явился за получением копии судебного акта, направленной арбитражным судом в установленном порядке, о чем орган связи проинформировал арбитражный суд; </w:t>
       </w:r>
     </w:p>
@@ -622,21 +682,7 @@
         <w:rPr>
           <w:rFonts w:ascii="Times New Roman" w:eastAsia="Times New Roman" w:hAnsi="Times New Roman" w:cs="Times New Roman"/>
         </w:rPr>
-        <w:t xml:space="preserve">Порядок приема и вручения внутренних регистрируемых почтовых отправлений утвержден приказом </w:t>
-      </w:r>
-      <w:proofErr w:type="spellStart"/>
-      <w:r>
-        <w:rPr>
-          <w:rFonts w:ascii="Times New Roman" w:eastAsia="Times New Roman" w:hAnsi="Times New Roman" w:cs="Times New Roman"/>
-        </w:rPr>
-        <w:t>Приказом</w:t>
-      </w:r>
-      <w:proofErr w:type="spellEnd"/>
-      <w:r>
-        <w:rPr>
-          <w:rFonts w:ascii="Times New Roman" w:eastAsia="Times New Roman" w:hAnsi="Times New Roman" w:cs="Times New Roman"/>
-        </w:rPr>
-        <w:t xml:space="preserve"> АО «Почта России» от 20.12.2024 № 464-п «Об утверждении Порядка приема и вручения внутренних регистрируемых почтовых отправлений».</w:t>
+        <w:t>Порядок приема и вручения внутренних регистрируемых почтовых отправлений утвержден приказом Приказом АО «Почта России» от 20.12.2024 № 464-п «Об утверждении Порядка приема и вручения внутренних регистрируемых почтовых отправлений».</w:t>
       </w:r>
     </w:p>
     <w:p>
@@ -767,7 +813,14 @@
         <w:rPr>
           <w:rFonts w:ascii="Times New Roman" w:eastAsia="Times New Roman" w:hAnsi="Times New Roman" w:cs="Times New Roman"/>
         </w:rPr>
-        <w:t>В соответствии с пунктом 2 части 4 статьи 123 Арбитражного процессуального кодекса Российской Федерации, лица, участвующие в деле, и иные участники процесса также считаются извещенными надлежащим образом арбитражным судом, если, несмотря на почтовое извещение, адресат не явился за получением копии судебного акта, направленной арбитражным судом в установленном порядке, о чем организация почтовой связи уведомила арбитражный суд.</w:t>
+        <w:t xml:space="preserve">В соответствии с пунктом 2 части 4 статьи 123 Арбитражного процессуального кодекса Российской Федерации, лица, участвующие в деле, и иные участники процесса также считаются извещенными надлежащим образом арбитражным судом, если, несмотря на почтовое извещение, </w:t>
+      </w:r>
+      <w:r>
+        <w:rPr>
+          <w:rFonts w:ascii="Times New Roman" w:eastAsia="Times New Roman" w:hAnsi="Times New Roman" w:cs="Times New Roman"/>
+        </w:rPr>
+        <w:lastRenderedPageBreak/>
+        <w:t>адресат не явился за получением копии судебного акта, направленной арбитражным судом в установленном порядке, о чем организация почтовой связи уведомила арбитражный суд.</w:t>
       </w:r>
     </w:p>
     <w:p>
@@ -783,14 +836,7 @@
         <w:rPr>
           <w:rFonts w:ascii="Times New Roman" w:eastAsia="Times New Roman" w:hAnsi="Times New Roman" w:cs="Times New Roman"/>
         </w:rPr>
-        <w:t xml:space="preserve">Таким образом, ответчик, извещенный надлежащим образом о времени и месте судебного заседания в порядке статьи 123 Арбитражного процессуального кодекса Российской Федерации, в </w:t>
-      </w:r>
-      <w:r>
-        <w:rPr>
-          <w:rFonts w:ascii="Times New Roman" w:eastAsia="Times New Roman" w:hAnsi="Times New Roman" w:cs="Times New Roman"/>
-        </w:rPr>
-        <w:lastRenderedPageBreak/>
-        <w:t xml:space="preserve">том числе публично, путем размещения соответствующей информации на официальном сайте арбитражного суда, явку представителя не обеспечил, мотивированный отзыв на исковое заявление не направил, возражений относительно рассмотрения дела в отсутствие его представителей не заявил. </w:t>
+        <w:t xml:space="preserve">Таким образом, ответчик, извещенный надлежащим образом о времени и месте судебного заседания в порядке статьи 123 Арбитражного процессуального кодекса Российской Федерации, в том числе публично, путем размещения соответствующей информации на официальном сайте арбитражного суда, явку представителя не обеспечил, мотивированный отзыв на исковое заявление не направил, возражений относительно рассмотрения дела в отсутствие его представителей не заявил. </w:t>
       </w:r>
     </w:p>
     <w:p>
@@ -1025,21 +1071,7 @@
         <w:rPr>
           <w:rFonts w:ascii="Times New Roman" w:eastAsia="Times New Roman" w:hAnsi="Times New Roman" w:cs="Times New Roman"/>
         </w:rPr>
-        <w:t xml:space="preserve">Истцом в адрес Ответчика были направлены письма с требованием досрочно возвратить банку всю сумму кредита посредством </w:t>
-      </w:r>
-      <w:proofErr w:type="spellStart"/>
-      <w:r>
-        <w:rPr>
-          <w:rFonts w:ascii="Times New Roman" w:eastAsia="Times New Roman" w:hAnsi="Times New Roman" w:cs="Times New Roman"/>
-        </w:rPr>
-        <w:t>партионной</w:t>
-      </w:r>
-      <w:proofErr w:type="spellEnd"/>
-      <w:r>
-        <w:rPr>
-          <w:rFonts w:ascii="Times New Roman" w:eastAsia="Times New Roman" w:hAnsi="Times New Roman" w:cs="Times New Roman"/>
-        </w:rPr>
-        <w:t xml:space="preserve"> почты, что подтверждается присвоенным идентификатором (ШПИ), согласно которому данное требование доставлено в адрес заемщика. Данная информация доступна на официальном сайте сети интернет ФГУП Почта России (https://pochta.ru). Данное требование оставлено без ответа и финансового удовлетворения.</w:t>
+        <w:t>Истцом в адрес Ответчика были направлены письма с требованием досрочно возвратить банку всю сумму кредита посредством партионной почты, что подтверждается присвоенным идентификатором (ШПИ), согласно которому данное требование доставлено в адрес заемщика. Данная информация доступна на официальном сайте сети интернет ФГУП Почта России (https://pochta.ru). Данное требование оставлено без ответа и финансового удовлетворения.</w:t>
       </w:r>
     </w:p>
     <w:p>
@@ -1064,6 +1096,7 @@
         <w:rPr>
           <w:rFonts w:ascii="Times New Roman" w:eastAsia="Times New Roman" w:hAnsi="Times New Roman" w:cs="Times New Roman"/>
         </w:rPr>
+        <w:lastRenderedPageBreak/>
         <w:t>Рассмотрев материалы дела, оценив относимость, допустимость и достоверность каждого доказательства в отдельности, а также взаимную связь доказательств в их совокупности, суд пришел к следующим выводам.</w:t>
       </w:r>
     </w:p>
@@ -1098,7 +1131,6 @@
         <w:rPr>
           <w:rFonts w:ascii="Times New Roman" w:eastAsia="Times New Roman" w:hAnsi="Times New Roman" w:cs="Times New Roman"/>
         </w:rPr>
-        <w:lastRenderedPageBreak/>
         <w:t>К отношениям по кредитному договору применяются правила, предусмотренные параграфом 1 главы 42 Гражданского кодекса Российской Федерации, регулирующие договор займа, если иное не предусмотрено правилами параграфа 2 главы 42 Гражданского кодекса Российской Федерации и не вытекает из существа кредитного договора.</w:t>
       </w:r>
     </w:p>
@@ -1266,7 +1298,6 @@
         </w:rPr>
         <w:t>1000</w:t>
       </w:r>
-      <w:proofErr w:type="gramStart"/>
       <w:r>
         <w:rPr>
           <w:rFonts w:ascii="Times New Roman" w:eastAsia="Times New Roman" w:hAnsi="Times New Roman" w:cs="Times New Roman"/>
@@ -1277,14 +1308,7 @@
         <w:rPr>
           <w:rFonts w:ascii="Times New Roman" w:eastAsia="Times New Roman" w:hAnsi="Times New Roman" w:cs="Times New Roman"/>
         </w:rPr>
-        <w:t xml:space="preserve">  руб.</w:t>
-      </w:r>
-      <w:proofErr w:type="gramEnd"/>
-      <w:r>
-        <w:rPr>
-          <w:rFonts w:ascii="Times New Roman" w:eastAsia="Times New Roman" w:hAnsi="Times New Roman" w:cs="Times New Roman"/>
-        </w:rPr>
-        <w:t xml:space="preserve"> на срок [1001] мес. под</w:t>
+        <w:t xml:space="preserve">  руб. на срок [1001] мес. под</w:t>
       </w:r>
       <w:r>
         <w:rPr>
@@ -1313,35 +1337,7 @@
         <w:rPr>
           <w:rFonts w:ascii="Times New Roman" w:eastAsia="Times New Roman" w:hAnsi="Times New Roman" w:cs="Times New Roman"/>
         </w:rPr>
-        <w:t xml:space="preserve">Согласно п. 1.1. Заявления о присоединении к Общим условиям кредитования по продукту «Кредитная </w:t>
-      </w:r>
-      <w:proofErr w:type="spellStart"/>
-      <w:r>
-        <w:rPr>
-          <w:rFonts w:ascii="Times New Roman" w:eastAsia="Times New Roman" w:hAnsi="Times New Roman" w:cs="Times New Roman"/>
-        </w:rPr>
-        <w:t>СберБизнес</w:t>
-      </w:r>
-      <w:proofErr w:type="spellEnd"/>
-      <w:r>
-        <w:rPr>
-          <w:rFonts w:ascii="Times New Roman" w:eastAsia="Times New Roman" w:hAnsi="Times New Roman" w:cs="Times New Roman"/>
-        </w:rPr>
-        <w:t xml:space="preserve"> Карта» (далее – Заявление) для проведения операций с использованием Кредитной </w:t>
-      </w:r>
-      <w:proofErr w:type="spellStart"/>
-      <w:r>
-        <w:rPr>
-          <w:rFonts w:ascii="Times New Roman" w:eastAsia="Times New Roman" w:hAnsi="Times New Roman" w:cs="Times New Roman"/>
-        </w:rPr>
-        <w:t>СберБизнес</w:t>
-      </w:r>
-      <w:proofErr w:type="spellEnd"/>
-      <w:r>
-        <w:rPr>
-          <w:rFonts w:ascii="Times New Roman" w:eastAsia="Times New Roman" w:hAnsi="Times New Roman" w:cs="Times New Roman"/>
-        </w:rPr>
-        <w:t xml:space="preserve"> Карты Банк предоставляет ЗАЕМЩИКУ возобновляемый лимит кредитной линии (Лимит кредитования) в валюте Российской Федерации в размере, указанном в Приложении 1 к Заявлению.</w:t>
+        <w:t>Согласно п. 1.1. Заявления о присоединении к Общим условиям кредитования по продукту «Кредитная СберБизнес Карта» (далее – Заявление) для проведения операций с использованием Кредитной СберБизнес Карты Банк предоставляет ЗАЕМЩИКУ возобновляемый лимит кредитной линии (Лимит кредитования) в валюте Российской Федерации в размере, указанном в Приложении 1 к Заявлению.</w:t>
       </w:r>
     </w:p>
     <w:p>
@@ -1358,6 +1354,7 @@
         <w:rPr>
           <w:rFonts w:ascii="Times New Roman" w:eastAsia="Times New Roman" w:hAnsi="Times New Roman" w:cs="Times New Roman"/>
         </w:rPr>
+        <w:lastRenderedPageBreak/>
         <w:t>Согласно условиям Договора на сумму имеющейся ссудной задолженности начисляются проценты за пользование кредитом в соответствии с положениями, определенными в Условиях кредитования.</w:t>
       </w:r>
     </w:p>
@@ -1392,7 +1389,6 @@
         <w:rPr>
           <w:rFonts w:ascii="Times New Roman" w:eastAsia="Times New Roman" w:hAnsi="Times New Roman" w:cs="Times New Roman"/>
         </w:rPr>
-        <w:lastRenderedPageBreak/>
         <w:t>Сроки и порядок оплаты процентов, установленных плат по кредиту, порядок начислений неустоек определяется Кредитным договором</w:t>
       </w:r>
     </w:p>
@@ -1578,7 +1574,14 @@
         <w:rPr>
           <w:rFonts w:ascii="Times New Roman" w:hAnsi="Times New Roman"/>
         </w:rPr>
-        <w:t>На основании вышеизложенного с ответчика в пользу истца надлежит взыскать задолженность по кредитному договору от [100] № [110], кредитный договор от [101] № [111], кредитный договор от [102] № [112], кредитный договор от [103] № [113], кредитный договор от [104] № [114], договор поручительства от [105] № [115] основного долга в размере [13] руб., просроченных процентов в размере [14]  руб.</w:t>
+        <w:t xml:space="preserve">На основании вышеизложенного с ответчика в пользу истца надлежит взыскать задолженность по кредитному договору от [100] № [110], кредитный договор от [101] № [111], </w:t>
+      </w:r>
+      <w:r>
+        <w:rPr>
+          <w:rFonts w:ascii="Times New Roman" w:hAnsi="Times New Roman"/>
+        </w:rPr>
+        <w:lastRenderedPageBreak/>
+        <w:t>кредитный договор от [102] № [112], кредитный договор от [103] № [113], кредитный договор от [104] № [114], договор поручительства от [105] № [115] основного долга в размере [13] руб., просроченных процентов в размере [14]  руб.</w:t>
       </w:r>
     </w:p>
     <w:p>
@@ -1607,7 +1610,6 @@
         <w:rPr>
           <w:rFonts w:ascii="Times New Roman" w:eastAsia="Times New Roman" w:hAnsi="Times New Roman" w:cs="Times New Roman"/>
         </w:rPr>
-        <w:lastRenderedPageBreak/>
         <w:t>В соответствии с пунктом 1 статьи 330 Гражданского кодекса Российской Федерации неустойкой (штрафом, пеней) признается определенная законом или договором денежная сумма, которую должник обязан уплатить кредитору в случае неисполнения или ненадлежащего исполнения обязательства, в частности в случае просрочки исполнения. По требованию об уплате неустойки кредитор не обязан доказывать причинение ему убытков.</w:t>
       </w:r>
     </w:p>
@@ -1860,7 +1862,14 @@
         <w:rPr>
           <w:rFonts w:ascii="Times New Roman" w:eastAsia="Times New Roman" w:hAnsi="Times New Roman" w:cs="Times New Roman"/>
         </w:rPr>
-        <w:t>Решение может быть обжаловано через суд, вынесший решение, в апелляционном порядке в Пятнадцатый арбитражный апелляционный суд в течение месяца с даты принятия решения, а также в кассационном порядке в Арбитражный суд Северо- Кавказского округа, в течение двух месяцев с даты вступления решения по делу в законную силу при условии, что оно было предметом рассмотрения арбитражного суда апелляционной инстанции или суд апелляционной инстанции отказал в восстановлении пропущенного срока подачи апелляционной жалобы.</w:t>
+        <w:t xml:space="preserve">Решение может быть обжаловано через суд, вынесший решение, в апелляционном порядке в Пятнадцатый арбитражный апелляционный суд в течение месяца с даты принятия решения, а </w:t>
+      </w:r>
+      <w:r>
+        <w:rPr>
+          <w:rFonts w:ascii="Times New Roman" w:eastAsia="Times New Roman" w:hAnsi="Times New Roman" w:cs="Times New Roman"/>
+        </w:rPr>
+        <w:lastRenderedPageBreak/>
+        <w:t>также в кассационном порядке в Арбитражный суд Северо- Кавказского округа, в течение двух месяцев с даты вступления решения по делу в законную силу при условии, что оно было предметом рассмотрения арбитражного суда апелляционной инстанции или суд апелляционной инстанции отказал в восстановлении пропущенного срока подачи апелляционной жалобы.</w:t>
       </w:r>
     </w:p>
     <w:p>
@@ -2198,7 +2207,7 @@
     <w:lsdException w:name="Table Web 2" w:semiHidden="1" w:unhideWhenUsed="1"/>
     <w:lsdException w:name="Table Web 3" w:semiHidden="1" w:unhideWhenUsed="1"/>
     <w:lsdException w:name="Balloon Text" w:semiHidden="1" w:unhideWhenUsed="1"/>
-    <w:lsdException w:name="Table Grid" w:semiHidden="1" w:uiPriority="59" w:unhideWhenUsed="1"/>
+    <w:lsdException w:name="Table Grid" w:uiPriority="59"/>
     <w:lsdException w:name="Table Theme" w:semiHidden="1" w:unhideWhenUsed="1"/>
     <w:lsdException w:name="Placeholder Text" w:semiHidden="1"/>
     <w:lsdException w:name="No Spacing" w:uiPriority="1" w:qFormat="1"/>
